--- a/templates/zakwalifikowany_szablon.docx
+++ b/templates/zakwalifikowany_szablon.docx
@@ -10,6 +10,35 @@
       </w:pPr>
       <w:r>
         <w:rPr>
+          <w:b/>
+          <w:bCs/>
+          <w:color w:val="4EA72E" w:themeColor="accent6"/>
+          <w:lang w:val="pl-PL"/>
+        </w:rPr>
+        <w:t>TEMAT</w:t>
+      </w:r>
+      <w:r>
+        <w:rPr>
+          <w:lang w:val="pl-PL"/>
+        </w:rPr>
+        <w:t xml:space="preserve">: {{ temat_zakwalifikowany }} </w:t>
+      </w:r>
+    </w:p>
+    <w:p>
+      <w:pPr>
+        <w:rPr>
+          <w:lang w:val="pl-PL"/>
+        </w:rPr>
+      </w:pPr>
+    </w:p>
+    <w:p>
+      <w:pPr>
+        <w:rPr>
+          <w:lang w:val="pl-PL"/>
+        </w:rPr>
+      </w:pPr>
+      <w:r>
+        <w:rPr>
           <w:lang w:val="pl-PL"/>
         </w:rPr>
         <w:t>Cześć!</w:t>
@@ -112,7 +141,19 @@
         <w:rPr>
           <w:lang w:val="pl-PL"/>
         </w:rPr>
-        <w:t>, która odbędzie się: </w:t>
+        <w:t xml:space="preserve">, </w:t>
+      </w:r>
+      <w:r>
+        <w:rPr>
+          <w:lang w:val="pl-PL"/>
+        </w:rPr>
+        <w:t xml:space="preserve">{{ ktora_ktory }} </w:t>
+      </w:r>
+      <w:r>
+        <w:rPr>
+          <w:lang w:val="pl-PL"/>
+        </w:rPr>
+        <w:t>odbędzie się: </w:t>
       </w:r>
     </w:p>
     <w:p>
@@ -423,25 +464,6 @@
           <w:lang w:val="pl-PL"/>
         </w:rPr>
         <w:t>żeby nie kupować żadnego biletu bez potwierdzenia z nami!</w:t>
-      </w:r>
-    </w:p>
-    <w:p>
-      <w:pPr>
-        <w:rPr>
-          <w:lang w:val="pl-PL"/>
-        </w:rPr>
-      </w:pPr>
-      <w:r>
-        <w:rPr>
-          <w:rFonts w:ascii="Segoe UI Emoji" w:hAnsi="Segoe UI Emoji" w:cs="Segoe UI Emoji"/>
-        </w:rPr>
-        <w:t>🌻</w:t>
-      </w:r>
-      <w:r>
-        <w:rPr>
-          <w:lang w:val="pl-PL"/>
-        </w:rPr>
-        <w:t xml:space="preserve"> Pamiętaj, żeby zatrzymać bilety i wszelkie dowody płatności (papierowe i elektroniczne). Na ich podstawie zostanie dokonany zwrot kosztów po projekcie.</w:t>
       </w:r>
     </w:p>
     <w:p>
@@ -461,21 +483,38 @@
         <w:rPr>
           <w:lang w:val="pl-PL"/>
         </w:rPr>
-        <w:t xml:space="preserve"> Możesz wykorzystać dodatkowe </w:t>
-      </w:r>
-      <w:r>
-        <w:rPr>
-          <w:b/>
-          <w:bCs/>
-          <w:lang w:val="pl-PL"/>
-        </w:rPr>
-        <w:t xml:space="preserve">{{ dni }} </w:t>
-      </w:r>
-      <w:r>
-        <w:rPr>
-          <w:lang w:val="pl-PL"/>
-        </w:rPr>
-        <w:t>dni przed lub po projekcie i zwiedzać, jednak w te extra dni koszt zakwaterowania i jedzenia nie jest zwracany.</w:t>
+        <w:t xml:space="preserve"> Pamiętaj, żeby zatrzymać bilety i wszelkie dowody płatności (papierowe i elektroniczne). Na ich podstawie zostanie dokonany zwrot kosztów po projekcie.</w:t>
+      </w:r>
+    </w:p>
+    <w:p>
+      <w:pPr>
+        <w:rPr>
+          <w:lang w:val="pl-PL"/>
+        </w:rPr>
+      </w:pPr>
+      <w:r>
+        <w:rPr>
+          <w:b/>
+          <w:bCs/>
+          <w:lang w:val="pl-PL"/>
+        </w:rPr>
+        <w:t>{{ dni</w:t>
+      </w:r>
+      <w:r>
+        <w:rPr>
+          <w:b/>
+          <w:bCs/>
+          <w:lang w:val="pl-PL"/>
+        </w:rPr>
+        <w:t>_info</w:t>
+      </w:r>
+      <w:r>
+        <w:rPr>
+          <w:b/>
+          <w:bCs/>
+          <w:lang w:val="pl-PL"/>
+        </w:rPr>
+        <w:t xml:space="preserve"> }}</w:t>
       </w:r>
     </w:p>
     <w:p>
@@ -1365,6 +1404,7 @@
   <w:style w:type="character" w:default="1" w:styleId="DefaultParagraphFont">
     <w:name w:val="Default Paragraph Font"/>
     <w:uiPriority w:val="1"/>
+    <w:semiHidden/>
     <w:unhideWhenUsed/>
   </w:style>
   <w:style w:type="table" w:default="1" w:styleId="TableNormal">

--- a/templates/zakwalifikowany_szablon.docx
+++ b/templates/zakwalifikowany_szablon.docx
@@ -4,21 +4,31 @@
   <w:body>
     <w:p>
       <w:pPr>
-        <w:rPr>
-          <w:lang w:val="pl-PL"/>
-        </w:rPr>
-      </w:pPr>
-      <w:r>
-        <w:rPr>
+        <w:spacing w:after="0"/>
+        <w:rPr>
+          <w:rFonts w:ascii="Arial" w:hAnsi="Arial" w:cs="Arial"/>
+          <w:sz w:val="22"/>
+          <w:szCs w:val="22"/>
+          <w:lang w:val="pl-PL"/>
+        </w:rPr>
+      </w:pPr>
+      <w:r>
+        <w:rPr>
+          <w:rFonts w:ascii="Arial" w:hAnsi="Arial" w:cs="Arial"/>
           <w:b/>
           <w:bCs/>
           <w:color w:val="4EA72E" w:themeColor="accent6"/>
+          <w:sz w:val="22"/>
+          <w:szCs w:val="22"/>
           <w:lang w:val="pl-PL"/>
         </w:rPr>
         <w:t>TEMAT</w:t>
       </w:r>
       <w:r>
         <w:rPr>
+          <w:rFonts w:ascii="Arial" w:hAnsi="Arial" w:cs="Arial"/>
+          <w:sz w:val="22"/>
+          <w:szCs w:val="22"/>
           <w:lang w:val="pl-PL"/>
         </w:rPr>
         <w:t xml:space="preserve">: {{ temat_zakwalifikowany }} </w:t>
@@ -26,19 +36,30 @@
     </w:p>
     <w:p>
       <w:pPr>
-        <w:rPr>
-          <w:lang w:val="pl-PL"/>
-        </w:rPr>
-      </w:pPr>
-    </w:p>
-    <w:p>
-      <w:pPr>
-        <w:rPr>
-          <w:lang w:val="pl-PL"/>
-        </w:rPr>
-      </w:pPr>
-      <w:r>
-        <w:rPr>
+        <w:spacing w:after="0"/>
+        <w:rPr>
+          <w:rFonts w:ascii="Arial" w:hAnsi="Arial" w:cs="Arial"/>
+          <w:sz w:val="22"/>
+          <w:szCs w:val="22"/>
+          <w:lang w:val="pl-PL"/>
+        </w:rPr>
+      </w:pPr>
+    </w:p>
+    <w:p>
+      <w:pPr>
+        <w:spacing w:after="0"/>
+        <w:rPr>
+          <w:rFonts w:ascii="Arial" w:hAnsi="Arial" w:cs="Arial"/>
+          <w:sz w:val="22"/>
+          <w:szCs w:val="22"/>
+          <w:lang w:val="pl-PL"/>
+        </w:rPr>
+      </w:pPr>
+      <w:r>
+        <w:rPr>
+          <w:rFonts w:ascii="Arial" w:hAnsi="Arial" w:cs="Arial"/>
+          <w:sz w:val="22"/>
+          <w:szCs w:val="22"/>
           <w:lang w:val="pl-PL"/>
         </w:rPr>
         <w:t>Cześć!</w:t>
@@ -46,12 +67,19 @@
     </w:p>
     <w:p>
       <w:pPr>
-        <w:rPr>
-          <w:lang w:val="pl-PL"/>
-        </w:rPr>
-      </w:pPr>
-      <w:r>
-        <w:rPr>
+        <w:spacing w:after="0"/>
+        <w:rPr>
+          <w:rFonts w:ascii="Arial" w:hAnsi="Arial" w:cs="Arial"/>
+          <w:sz w:val="22"/>
+          <w:szCs w:val="22"/>
+          <w:lang w:val="pl-PL"/>
+        </w:rPr>
+      </w:pPr>
+      <w:r>
+        <w:rPr>
+          <w:rFonts w:ascii="Arial" w:hAnsi="Arial" w:cs="Arial"/>
+          <w:sz w:val="22"/>
+          <w:szCs w:val="22"/>
           <w:lang w:val="pl-PL"/>
         </w:rPr>
         <w:t xml:space="preserve">Bardzo dziękujemy za Twoje zgłoszenie </w:t>
@@ -59,6 +87,8 @@
       <w:r>
         <w:rPr>
           <w:rFonts w:ascii="Segoe UI Emoji" w:hAnsi="Segoe UI Emoji" w:cs="Segoe UI Emoji"/>
+          <w:sz w:val="22"/>
+          <w:szCs w:val="22"/>
           <w:lang w:val="pl-PL"/>
         </w:rPr>
         <w:t>☀</w:t>
@@ -66,593 +96,854 @@
       <w:r>
         <w:rPr>
           <w:rFonts w:ascii="Segoe UI Emoji" w:hAnsi="Segoe UI Emoji" w:cs="Segoe UI Emoji"/>
+          <w:sz w:val="22"/>
+          <w:szCs w:val="22"/>
         </w:rPr>
         <w:t>️</w:t>
       </w:r>
     </w:p>
     <w:p>
       <w:pPr>
-        <w:rPr>
-          <w:lang w:val="pl-PL"/>
-        </w:rPr>
-      </w:pPr>
-    </w:p>
-    <w:p>
-      <w:pPr>
-        <w:rPr>
-          <w:lang w:val="pl-PL"/>
-        </w:rPr>
-      </w:pPr>
-      <w:r>
-        <w:rPr>
+        <w:spacing w:after="0"/>
+        <w:rPr>
+          <w:rFonts w:ascii="Arial" w:hAnsi="Arial" w:cs="Arial"/>
+          <w:sz w:val="22"/>
+          <w:szCs w:val="22"/>
+          <w:lang w:val="pl-PL"/>
+        </w:rPr>
+      </w:pPr>
+    </w:p>
+    <w:p>
+      <w:pPr>
+        <w:spacing w:after="0"/>
+        <w:rPr>
+          <w:rFonts w:ascii="Arial" w:hAnsi="Arial" w:cs="Arial"/>
+          <w:sz w:val="22"/>
+          <w:szCs w:val="22"/>
+          <w:lang w:val="pl-PL"/>
+        </w:rPr>
+      </w:pPr>
+      <w:r>
+        <w:rPr>
+          <w:rFonts w:ascii="Arial" w:hAnsi="Arial" w:cs="Arial"/>
+          <w:sz w:val="22"/>
+          <w:szCs w:val="22"/>
           <w:lang w:val="pl-PL"/>
         </w:rPr>
         <w:t xml:space="preserve">Gratulujemy zakwalifikowania się na </w:t>
       </w:r>
       <w:r>
         <w:rPr>
+          <w:rFonts w:ascii="Arial" w:hAnsi="Arial" w:cs="Arial"/>
+          <w:sz w:val="22"/>
+          <w:szCs w:val="22"/>
+          <w:lang w:val="pl-PL"/>
+        </w:rPr>
+        <w:t xml:space="preserve">{{ typ_projektu }} </w:t>
+      </w:r>
+      <w:r>
+        <w:rPr>
+          <w:rFonts w:ascii="Arial" w:hAnsi="Arial" w:cs="Arial"/>
+          <w:sz w:val="22"/>
+          <w:szCs w:val="22"/>
+          <w:lang w:val="pl-PL"/>
+        </w:rPr>
+        <w:t xml:space="preserve">Erasmus+ </w:t>
+      </w:r>
+      <w:r>
+        <w:rPr>
+          <w:rFonts w:ascii="Arial" w:hAnsi="Arial" w:cs="Arial"/>
+          <w:b/>
+          <w:bCs/>
+          <w:sz w:val="22"/>
+          <w:szCs w:val="22"/>
+          <w:lang w:val="pl-PL"/>
+        </w:rPr>
+        <w:t>"</w:t>
+      </w:r>
+      <w:r>
+        <w:rPr>
+          <w:rFonts w:ascii="Arial" w:hAnsi="Arial" w:cs="Arial"/>
+          <w:b/>
+          <w:bCs/>
+          <w:sz w:val="22"/>
+          <w:szCs w:val="22"/>
+          <w:lang w:val="pl-PL"/>
+        </w:rPr>
+        <w:t>{{ nazwa_projektu }}</w:t>
+      </w:r>
+      <w:r>
+        <w:rPr>
+          <w:rFonts w:ascii="Arial" w:hAnsi="Arial" w:cs="Arial"/>
+          <w:b/>
+          <w:bCs/>
+          <w:sz w:val="22"/>
+          <w:szCs w:val="22"/>
+          <w:lang w:val="pl-PL"/>
+        </w:rPr>
+        <w:t>"</w:t>
+      </w:r>
+      <w:r>
+        <w:rPr>
+          <w:rFonts w:ascii="Arial" w:hAnsi="Arial" w:cs="Arial"/>
+          <w:sz w:val="22"/>
+          <w:szCs w:val="22"/>
+          <w:lang w:val="pl-PL"/>
+        </w:rPr>
+        <w:t xml:space="preserve">, </w:t>
+      </w:r>
+      <w:r>
+        <w:rPr>
+          <w:rFonts w:ascii="Arial" w:hAnsi="Arial" w:cs="Arial"/>
+          <w:sz w:val="22"/>
+          <w:szCs w:val="22"/>
+          <w:lang w:val="pl-PL"/>
+        </w:rPr>
+        <w:t xml:space="preserve">{{ ktora_ktory }} </w:t>
+      </w:r>
+      <w:r>
+        <w:rPr>
+          <w:rFonts w:ascii="Arial" w:hAnsi="Arial" w:cs="Arial"/>
+          <w:sz w:val="22"/>
+          <w:szCs w:val="22"/>
+          <w:lang w:val="pl-PL"/>
+        </w:rPr>
+        <w:t>odbędzie się: </w:t>
+      </w:r>
+    </w:p>
+    <w:p>
+      <w:pPr>
+        <w:spacing w:after="0"/>
+        <w:rPr>
+          <w:rFonts w:ascii="Arial" w:hAnsi="Arial" w:cs="Arial"/>
+          <w:sz w:val="22"/>
+          <w:szCs w:val="22"/>
+          <w:lang w:val="pl-PL"/>
+        </w:rPr>
+      </w:pPr>
+      <w:r>
+        <w:rPr>
+          <w:rFonts w:ascii="Arial" w:hAnsi="Arial" w:cs="Arial"/>
+          <w:sz w:val="22"/>
+          <w:szCs w:val="22"/>
+          <w:lang w:val="pl-PL"/>
+        </w:rPr>
+        <w:t xml:space="preserve">MIEJSCE: </w:t>
+      </w:r>
+      <w:r>
+        <w:rPr>
+          <w:rFonts w:ascii="Arial" w:hAnsi="Arial" w:cs="Arial"/>
+          <w:b/>
+          <w:bCs/>
+          <w:sz w:val="22"/>
+          <w:szCs w:val="22"/>
+          <w:lang w:val="pl-PL"/>
+        </w:rPr>
+        <w:t>{{ miasto }}</w:t>
+      </w:r>
+      <w:r>
+        <w:rPr>
+          <w:rFonts w:ascii="Arial" w:hAnsi="Arial" w:cs="Arial"/>
+          <w:b/>
+          <w:bCs/>
+          <w:sz w:val="22"/>
+          <w:szCs w:val="22"/>
+          <w:lang w:val="pl-PL"/>
+        </w:rPr>
+        <w:t>,</w:t>
+      </w:r>
+      <w:r>
+        <w:rPr>
+          <w:rFonts w:ascii="Arial" w:hAnsi="Arial" w:cs="Arial"/>
+          <w:b/>
+          <w:bCs/>
+          <w:sz w:val="22"/>
+          <w:szCs w:val="22"/>
+          <w:lang w:val="pl-PL"/>
+        </w:rPr>
+        <w:t xml:space="preserve"> {{ kraj }}</w:t>
+      </w:r>
+    </w:p>
+    <w:p>
+      <w:pPr>
+        <w:spacing w:after="0"/>
+        <w:rPr>
+          <w:rFonts w:ascii="Arial" w:hAnsi="Arial" w:cs="Arial"/>
+          <w:sz w:val="22"/>
+          <w:szCs w:val="22"/>
+          <w:lang w:val="pl-PL"/>
+        </w:rPr>
+      </w:pPr>
+      <w:r>
+        <w:rPr>
+          <w:rFonts w:ascii="Arial" w:hAnsi="Arial" w:cs="Arial"/>
+          <w:sz w:val="22"/>
+          <w:szCs w:val="22"/>
+          <w:lang w:val="pl-PL"/>
+        </w:rPr>
+        <w:t>DATY:</w:t>
+      </w:r>
+      <w:r>
+        <w:rPr>
+          <w:rFonts w:ascii="Arial" w:hAnsi="Arial" w:cs="Arial"/>
+          <w:b/>
+          <w:bCs/>
+          <w:sz w:val="22"/>
+          <w:szCs w:val="22"/>
+          <w:lang w:val="pl-PL"/>
+        </w:rPr>
+        <w:t xml:space="preserve"> </w:t>
+      </w:r>
+      <w:r>
+        <w:rPr>
+          <w:rFonts w:ascii="Arial" w:hAnsi="Arial" w:cs="Arial"/>
+          <w:b/>
+          <w:bCs/>
+          <w:sz w:val="22"/>
+          <w:szCs w:val="22"/>
+          <w:lang w:val="pl-PL"/>
+        </w:rPr>
+        <w:t>{{ data_start }} – {{ data_koniec }}</w:t>
+      </w:r>
+    </w:p>
+    <w:p>
+      <w:pPr>
+        <w:spacing w:after="0"/>
+        <w:rPr>
+          <w:rFonts w:ascii="Arial" w:hAnsi="Arial" w:cs="Arial"/>
+          <w:sz w:val="22"/>
+          <w:szCs w:val="22"/>
+          <w:lang w:val="pl-PL"/>
+        </w:rPr>
+      </w:pPr>
+    </w:p>
+    <w:p>
+      <w:pPr>
+        <w:spacing w:after="0"/>
+        <w:rPr>
+          <w:rFonts w:ascii="Arial" w:hAnsi="Arial" w:cs="Arial"/>
+          <w:sz w:val="22"/>
+          <w:szCs w:val="22"/>
+          <w:lang w:val="pl-PL"/>
+        </w:rPr>
+      </w:pPr>
+      <w:r>
+        <w:rPr>
+          <w:rFonts w:ascii="Arial" w:hAnsi="Arial" w:cs="Arial"/>
+          <w:sz w:val="22"/>
+          <w:szCs w:val="22"/>
+          <w:highlight w:val="yellow"/>
+          <w:u w:val="single"/>
+          <w:lang w:val="pl-PL"/>
+        </w:rPr>
+        <w:t xml:space="preserve">W odpowiedzi na tę wiadomość prosimy o potwierdzenie udziału w projekcie do </w:t>
+      </w:r>
+      <w:r>
+        <w:rPr>
+          <w:rFonts w:ascii="Arial" w:hAnsi="Arial" w:cs="Arial"/>
+          <w:sz w:val="22"/>
+          <w:szCs w:val="22"/>
+          <w:highlight w:val="yellow"/>
+          <w:u w:val="single"/>
+          <w:lang w:val="pl-PL"/>
+        </w:rPr>
+        <w:t>{{ deadline_potwierdzenie }}</w:t>
+      </w:r>
+      <w:r>
+        <w:rPr>
+          <w:rFonts w:ascii="Arial" w:hAnsi="Arial" w:cs="Arial"/>
+          <w:sz w:val="22"/>
+          <w:szCs w:val="22"/>
+          <w:highlight w:val="yellow"/>
+          <w:u w:val="single"/>
+          <w:lang w:val="pl-PL"/>
+        </w:rPr>
+        <w:t>.</w:t>
+      </w:r>
+      <w:r>
+        <w:rPr>
+          <w:rFonts w:ascii="Arial" w:hAnsi="Arial" w:cs="Arial"/>
+          <w:sz w:val="22"/>
+          <w:szCs w:val="22"/>
+          <w:highlight w:val="yellow"/>
+          <w:lang w:val="pl-PL"/>
+        </w:rPr>
+        <w:t xml:space="preserve"> Prosimy również o informację w przypadku rezygnacji (dzięki temu na projekt zaprosimy kolejne osoby z listy rezerwowej).</w:t>
+      </w:r>
+    </w:p>
+    <w:p>
+      <w:pPr>
+        <w:spacing w:after="0"/>
+        <w:rPr>
+          <w:rFonts w:ascii="Arial" w:hAnsi="Arial" w:cs="Arial"/>
+          <w:sz w:val="22"/>
+          <w:szCs w:val="22"/>
+          <w:lang w:val="pl-PL"/>
+        </w:rPr>
+      </w:pPr>
+    </w:p>
+    <w:p>
+      <w:pPr>
+        <w:spacing w:after="0"/>
+        <w:rPr>
+          <w:rFonts w:ascii="Arial" w:hAnsi="Arial" w:cs="Arial"/>
+          <w:sz w:val="22"/>
+          <w:szCs w:val="22"/>
+          <w:lang w:val="pl-PL"/>
+        </w:rPr>
+      </w:pPr>
+      <w:r>
+        <w:rPr>
+          <w:rFonts w:ascii="Arial" w:hAnsi="Arial" w:cs="Arial"/>
+          <w:b/>
+          <w:bCs/>
+          <w:sz w:val="22"/>
+          <w:szCs w:val="22"/>
+          <w:lang w:val="pl-PL"/>
+        </w:rPr>
+        <w:t>KOMUNIKACJA GRUPY</w:t>
+      </w:r>
+    </w:p>
+    <w:p>
+      <w:pPr>
+        <w:spacing w:after="0"/>
+        <w:rPr>
+          <w:rFonts w:ascii="Arial" w:hAnsi="Arial" w:cs="Arial"/>
+          <w:sz w:val="22"/>
+          <w:szCs w:val="22"/>
+          <w:lang w:val="pl-PL"/>
+        </w:rPr>
+      </w:pPr>
+      <w:r>
+        <w:rPr>
+          <w:rFonts w:ascii="Arial" w:hAnsi="Arial" w:cs="Arial"/>
+          <w:sz w:val="22"/>
+          <w:szCs w:val="22"/>
+          <w:lang w:val="pl-PL"/>
+        </w:rPr>
+        <w:t xml:space="preserve">Po uzyskaniu potwierdzenia od całej grupy stworzymy konwersację na Messengerze/WhatsAppie, żebyście mogli_mogły się poznać, nawiązać kontakt z osobą liderską grupy, i ewentualnie zaplanować wspólną podróż </w:t>
+      </w:r>
+      <w:r>
+        <w:rPr>
+          <w:rFonts w:ascii="Segoe UI Emoji" w:hAnsi="Segoe UI Emoji" w:cs="Segoe UI Emoji"/>
+          <w:sz w:val="22"/>
+          <w:szCs w:val="22"/>
+        </w:rPr>
+        <w:t>🙂</w:t>
+      </w:r>
+    </w:p>
+    <w:p>
+      <w:pPr>
+        <w:spacing w:after="0"/>
+        <w:rPr>
+          <w:rFonts w:ascii="Arial" w:hAnsi="Arial" w:cs="Arial"/>
+          <w:sz w:val="22"/>
+          <w:szCs w:val="22"/>
+          <w:lang w:val="pl-PL"/>
+        </w:rPr>
+      </w:pPr>
+    </w:p>
+    <w:p>
+      <w:pPr>
+        <w:spacing w:after="0"/>
+        <w:rPr>
+          <w:rFonts w:ascii="Arial" w:hAnsi="Arial" w:cs="Arial"/>
+          <w:sz w:val="22"/>
+          <w:szCs w:val="22"/>
+          <w:lang w:val="pl-PL"/>
+        </w:rPr>
+      </w:pPr>
+      <w:r>
+        <w:rPr>
+          <w:rFonts w:ascii="Arial" w:hAnsi="Arial" w:cs="Arial"/>
+          <w:b/>
+          <w:bCs/>
+          <w:sz w:val="22"/>
+          <w:szCs w:val="22"/>
+          <w:lang w:val="pl-PL"/>
+        </w:rPr>
+        <w:t>PODRÓŻ</w:t>
+      </w:r>
+    </w:p>
+    <w:p>
+      <w:pPr>
+        <w:spacing w:after="0"/>
+        <w:rPr>
+          <w:rFonts w:ascii="Arial" w:hAnsi="Arial" w:cs="Arial"/>
+          <w:sz w:val="22"/>
+          <w:szCs w:val="22"/>
+          <w:lang w:val="pl-PL"/>
+        </w:rPr>
+      </w:pPr>
+      <w:r>
+        <w:rPr>
+          <w:rFonts w:ascii="Arial" w:hAnsi="Arial" w:cs="Arial"/>
+          <w:sz w:val="22"/>
+          <w:szCs w:val="22"/>
+          <w:lang w:val="pl-PL"/>
+        </w:rPr>
+        <w:t>Już teraz możesz zacząć szukać możliwości podróży na miejsce projektu.</w:t>
+      </w:r>
+    </w:p>
+    <w:p>
+      <w:pPr>
+        <w:spacing w:after="0"/>
+        <w:rPr>
+          <w:rFonts w:ascii="Arial" w:hAnsi="Arial" w:cs="Arial"/>
+          <w:sz w:val="22"/>
+          <w:szCs w:val="22"/>
+          <w:lang w:val="pl-PL"/>
+        </w:rPr>
+      </w:pPr>
+      <w:r>
+        <w:rPr>
+          <w:rFonts w:ascii="Arial" w:hAnsi="Arial" w:cs="Arial"/>
+          <w:sz w:val="22"/>
+          <w:szCs w:val="22"/>
+          <w:lang w:val="pl-PL"/>
+        </w:rPr>
+        <w:t>Pamiętaj o tym, że:</w:t>
+      </w:r>
+    </w:p>
+    <w:p>
+      <w:pPr>
+        <w:spacing w:after="0"/>
+        <w:rPr>
+          <w:rFonts w:ascii="Arial" w:hAnsi="Arial" w:cs="Arial"/>
+          <w:sz w:val="22"/>
+          <w:szCs w:val="22"/>
+          <w:lang w:val="pl-PL"/>
+        </w:rPr>
+      </w:pPr>
+      <w:r>
+        <w:rPr>
+          <w:rFonts w:ascii="Segoe UI Emoji" w:hAnsi="Segoe UI Emoji" w:cs="Segoe UI Emoji"/>
+          <w:sz w:val="22"/>
+          <w:szCs w:val="22"/>
+        </w:rPr>
+        <w:t>🌻</w:t>
+      </w:r>
+      <w:r>
+        <w:rPr>
+          <w:rFonts w:ascii="Arial" w:hAnsi="Arial" w:cs="Arial"/>
+          <w:sz w:val="22"/>
+          <w:szCs w:val="22"/>
+          <w:lang w:val="pl-PL"/>
+        </w:rPr>
+        <w:t xml:space="preserve"> W programie Erasmus+ uczestniczki_cy opłacają swoją podróż na miejsce projektu (i z powrotem), po czym otrzymują zwrot kosztów transportu zgodnie z limitem budżetu wskazanym w Infopacku danego projektu na podstawie przedstawionych dokumentów (faktury, rachunki, paragony, bilety).</w:t>
+      </w:r>
+    </w:p>
+    <w:p>
+      <w:pPr>
+        <w:spacing w:after="0"/>
+        <w:rPr>
+          <w:rFonts w:ascii="Arial" w:hAnsi="Arial" w:cs="Arial"/>
+          <w:sz w:val="22"/>
+          <w:szCs w:val="22"/>
+          <w:lang w:val="pl-PL"/>
+        </w:rPr>
+      </w:pPr>
+      <w:r>
+        <w:rPr>
+          <w:rFonts w:ascii="Arial" w:hAnsi="Arial" w:cs="Arial"/>
+          <w:sz w:val="22"/>
+          <w:szCs w:val="22"/>
+          <w:lang w:val="pl-PL"/>
+        </w:rPr>
+        <w:t xml:space="preserve">Dla tego projektu maksymalna kwota zwrotu to: </w:t>
+      </w:r>
+      <w:r>
+        <w:rPr>
+          <w:rFonts w:ascii="Arial" w:hAnsi="Arial" w:cs="Arial"/>
+          <w:b/>
+          <w:bCs/>
+          <w:sz w:val="22"/>
+          <w:szCs w:val="22"/>
           <w:lang w:val="pl-PL"/>
         </w:rPr>
         <w:t xml:space="preserve">{{ </w:t>
       </w:r>
       <w:r>
         <w:rPr>
-          <w:lang w:val="pl-PL"/>
-        </w:rPr>
-        <w:t>typ_projektu</w:t>
-      </w:r>
-      <w:r>
-        <w:rPr>
-          <w:lang w:val="pl-PL"/>
-        </w:rPr>
-        <w:t xml:space="preserve"> }} </w:t>
-      </w:r>
-      <w:r>
-        <w:rPr>
-          <w:lang w:val="pl-PL"/>
-        </w:rPr>
-        <w:t xml:space="preserve">Erasmus+ </w:t>
-      </w:r>
-      <w:r>
-        <w:rPr>
-          <w:b/>
-          <w:bCs/>
-          <w:lang w:val="pl-PL"/>
-        </w:rPr>
-        <w:t>"</w:t>
-      </w:r>
-      <w:r>
-        <w:rPr>
-          <w:b/>
-          <w:bCs/>
-          <w:lang w:val="pl-PL"/>
-        </w:rPr>
-        <w:t>{{ nazwa_projektu }}</w:t>
-      </w:r>
-      <w:r>
-        <w:rPr>
-          <w:b/>
-          <w:bCs/>
-          <w:lang w:val="pl-PL"/>
-        </w:rPr>
-        <w:t>"</w:t>
-      </w:r>
-      <w:r>
-        <w:rPr>
-          <w:lang w:val="pl-PL"/>
-        </w:rPr>
-        <w:t xml:space="preserve">, </w:t>
-      </w:r>
-      <w:r>
-        <w:rPr>
-          <w:lang w:val="pl-PL"/>
-        </w:rPr>
-        <w:t xml:space="preserve">{{ ktora_ktory }} </w:t>
-      </w:r>
-      <w:r>
-        <w:rPr>
-          <w:lang w:val="pl-PL"/>
-        </w:rPr>
-        <w:t>odbędzie się: </w:t>
-      </w:r>
-    </w:p>
-    <w:p>
-      <w:pPr>
-        <w:rPr>
-          <w:lang w:val="pl-PL"/>
-        </w:rPr>
-      </w:pPr>
-      <w:r>
-        <w:rPr>
-          <w:lang w:val="pl-PL"/>
-        </w:rPr>
-        <w:t xml:space="preserve">MIEJSCE: </w:t>
-      </w:r>
-      <w:r>
-        <w:rPr>
-          <w:b/>
-          <w:bCs/>
-          <w:lang w:val="pl-PL"/>
-        </w:rPr>
-        <w:t>{{ miasto }}</w:t>
-      </w:r>
-      <w:r>
-        <w:rPr>
-          <w:b/>
-          <w:bCs/>
-          <w:lang w:val="pl-PL"/>
-        </w:rPr>
-        <w:t>,</w:t>
-      </w:r>
-      <w:r>
-        <w:rPr>
-          <w:b/>
-          <w:bCs/>
-          <w:lang w:val="pl-PL"/>
-        </w:rPr>
-        <w:t xml:space="preserve"> {{ kraj }}</w:t>
-      </w:r>
-    </w:p>
-    <w:p>
-      <w:pPr>
-        <w:rPr>
-          <w:lang w:val="pl-PL"/>
-        </w:rPr>
-      </w:pPr>
-      <w:r>
-        <w:rPr>
-          <w:lang w:val="pl-PL"/>
-        </w:rPr>
-        <w:t>DATY:</w:t>
-      </w:r>
-      <w:r>
-        <w:rPr>
-          <w:b/>
-          <w:bCs/>
+          <w:rFonts w:ascii="Arial" w:hAnsi="Arial" w:cs="Arial"/>
+          <w:b/>
+          <w:bCs/>
+          <w:sz w:val="22"/>
+          <w:szCs w:val="22"/>
+          <w:lang w:val="pl-PL"/>
+        </w:rPr>
+        <w:t>kwota</w:t>
+      </w:r>
+      <w:r>
+        <w:rPr>
+          <w:rFonts w:ascii="Arial" w:hAnsi="Arial" w:cs="Arial"/>
+          <w:b/>
+          <w:bCs/>
+          <w:sz w:val="22"/>
+          <w:szCs w:val="22"/>
+          <w:lang w:val="pl-PL"/>
+        </w:rPr>
+        <w:t xml:space="preserve"> }}</w:t>
+      </w:r>
+      <w:r>
+        <w:rPr>
+          <w:rFonts w:ascii="Arial" w:hAnsi="Arial" w:cs="Arial"/>
+          <w:b/>
+          <w:bCs/>
+          <w:sz w:val="22"/>
+          <w:szCs w:val="22"/>
+          <w:lang w:val="pl-PL"/>
+        </w:rPr>
+        <w:t xml:space="preserve"> EUR</w:t>
+      </w:r>
+    </w:p>
+    <w:p>
+      <w:pPr>
+        <w:spacing w:after="0"/>
+        <w:rPr>
+          <w:rFonts w:ascii="Arial" w:hAnsi="Arial" w:cs="Arial"/>
+          <w:sz w:val="22"/>
+          <w:szCs w:val="22"/>
+          <w:lang w:val="pl-PL"/>
+        </w:rPr>
+      </w:pPr>
+      <w:r>
+        <w:rPr>
+          <w:rFonts w:ascii="Segoe UI Emoji" w:hAnsi="Segoe UI Emoji" w:cs="Segoe UI Emoji"/>
+          <w:b/>
+          <w:bCs/>
+          <w:sz w:val="22"/>
+          <w:szCs w:val="22"/>
+        </w:rPr>
+        <w:t>🌻</w:t>
+      </w:r>
+      <w:r>
+        <w:rPr>
+          <w:rFonts w:ascii="Arial" w:hAnsi="Arial" w:cs="Arial"/>
+          <w:b/>
+          <w:bCs/>
+          <w:sz w:val="22"/>
+          <w:szCs w:val="22"/>
           <w:lang w:val="pl-PL"/>
         </w:rPr>
         <w:t xml:space="preserve"> </w:t>
       </w:r>
       <w:r>
         <w:rPr>
-          <w:b/>
-          <w:bCs/>
-          <w:lang w:val="pl-PL"/>
-        </w:rPr>
-        <w:t>{{ data_start }} – {{ data_koniec }}</w:t>
-      </w:r>
-    </w:p>
-    <w:p>
-      <w:pPr>
-        <w:rPr>
-          <w:lang w:val="pl-PL"/>
-        </w:rPr>
-      </w:pPr>
-    </w:p>
-    <w:p>
-      <w:pPr>
-        <w:rPr>
-          <w:lang w:val="pl-PL"/>
-        </w:rPr>
-      </w:pPr>
-      <w:r>
-        <w:rPr>
+          <w:rFonts w:ascii="Arial" w:hAnsi="Arial" w:cs="Arial"/>
+          <w:sz w:val="22"/>
+          <w:szCs w:val="22"/>
+          <w:lang w:val="pl-PL"/>
+        </w:rPr>
+        <w:t xml:space="preserve">Po potwierdzeniu uczestnictwa zaczniemy proces ustalenia planu podróży grupy/uczestniczek_ków. Następnie </w:t>
+      </w:r>
+      <w:r>
+        <w:rPr>
+          <w:rFonts w:ascii="Arial" w:hAnsi="Arial" w:cs="Arial"/>
+          <w:b/>
+          <w:bCs/>
+          <w:sz w:val="22"/>
+          <w:szCs w:val="22"/>
+          <w:lang w:val="pl-PL"/>
+        </w:rPr>
+        <w:t xml:space="preserve">potwierdzimy </w:t>
+      </w:r>
+      <w:r>
+        <w:rPr>
+          <w:rFonts w:ascii="Arial" w:hAnsi="Arial" w:cs="Arial"/>
+          <w:sz w:val="22"/>
+          <w:szCs w:val="22"/>
+          <w:lang w:val="pl-PL"/>
+        </w:rPr>
+        <w:t xml:space="preserve">Waszą/Twoją propozycję z organizacją partnerską. Pamiętaj, </w:t>
+      </w:r>
+      <w:r>
+        <w:rPr>
+          <w:rFonts w:ascii="Arial" w:hAnsi="Arial" w:cs="Arial"/>
+          <w:sz w:val="22"/>
+          <w:szCs w:val="22"/>
           <w:u w:val="single"/>
           <w:lang w:val="pl-PL"/>
         </w:rPr>
-        <w:t xml:space="preserve">W odpowiedzi na tę wiadomość prosimy o potwierdzenie udziału w projekcie do </w:t>
-      </w:r>
-      <w:r>
-        <w:rPr>
-          <w:u w:val="single"/>
-          <w:lang w:val="pl-PL"/>
-        </w:rPr>
-        <w:t>{{ deadline_potwierdzenie }}</w:t>
-      </w:r>
-      <w:r>
-        <w:rPr>
-          <w:u w:val="single"/>
-          <w:lang w:val="pl-PL"/>
-        </w:rPr>
-        <w:t>.</w:t>
-      </w:r>
-      <w:r>
-        <w:rPr>
-          <w:lang w:val="pl-PL"/>
-        </w:rPr>
-        <w:t xml:space="preserve"> Prosimy również o informację w przypadku rezygnacji (dzięki temu na projekt zaprosimy kolejne osoby z listy rezerwowej).</w:t>
-      </w:r>
-    </w:p>
-    <w:p>
-      <w:pPr>
-        <w:rPr>
-          <w:lang w:val="pl-PL"/>
-        </w:rPr>
-      </w:pPr>
-    </w:p>
-    <w:p>
-      <w:pPr>
-        <w:rPr>
-          <w:lang w:val="pl-PL"/>
-        </w:rPr>
-      </w:pPr>
-      <w:r>
-        <w:rPr>
-          <w:b/>
-          <w:bCs/>
-          <w:lang w:val="pl-PL"/>
-        </w:rPr>
-        <w:t>KOMUNIKACJA GRUPY</w:t>
-      </w:r>
-    </w:p>
-    <w:p>
-      <w:pPr>
-        <w:rPr>
-          <w:lang w:val="pl-PL"/>
-        </w:rPr>
-      </w:pPr>
-      <w:r>
-        <w:rPr>
-          <w:lang w:val="pl-PL"/>
-        </w:rPr>
-        <w:t xml:space="preserve">Po uzyskaniu potwierdzenia od całej grupy stworzymy konwersację na Messengerze/WhatsAppie, żebyście mogli_mogły się poznać, nawiązać kontakt z osobą liderską grupy, i ewentualnie zaplanować wspólną podróż </w:t>
-      </w:r>
+        <w:t>żeby nie kupować żadnego biletu bez potwierdzenia z nami!</w:t>
+      </w:r>
+    </w:p>
+    <w:p>
+      <w:pPr>
+        <w:spacing w:after="0"/>
+        <w:rPr>
+          <w:rFonts w:ascii="Arial" w:hAnsi="Arial" w:cs="Arial"/>
+          <w:sz w:val="22"/>
+          <w:szCs w:val="22"/>
+          <w:lang w:val="pl-PL"/>
+        </w:rPr>
+      </w:pPr>
       <w:r>
         <w:rPr>
           <w:rFonts w:ascii="Segoe UI Emoji" w:hAnsi="Segoe UI Emoji" w:cs="Segoe UI Emoji"/>
-        </w:rPr>
-        <w:t>🙂</w:t>
-      </w:r>
-    </w:p>
-    <w:p>
-      <w:pPr>
-        <w:rPr>
-          <w:lang w:val="pl-PL"/>
-        </w:rPr>
-      </w:pPr>
-    </w:p>
-    <w:p>
-      <w:pPr>
-        <w:rPr>
-          <w:lang w:val="pl-PL"/>
-        </w:rPr>
-      </w:pPr>
-      <w:r>
-        <w:rPr>
-          <w:b/>
-          <w:bCs/>
-          <w:lang w:val="pl-PL"/>
-        </w:rPr>
-        <w:t>PODRÓŻ</w:t>
-      </w:r>
-    </w:p>
-    <w:p>
-      <w:pPr>
-        <w:rPr>
-          <w:lang w:val="pl-PL"/>
-        </w:rPr>
-      </w:pPr>
-      <w:r>
-        <w:rPr>
-          <w:lang w:val="pl-PL"/>
-        </w:rPr>
-        <w:t>Już teraz możesz zacząć szukać możliwości podróży na miejsce projektu.</w:t>
-      </w:r>
-    </w:p>
-    <w:p>
-      <w:pPr>
-        <w:rPr>
-          <w:lang w:val="pl-PL"/>
-        </w:rPr>
-      </w:pPr>
-      <w:r>
-        <w:rPr>
-          <w:lang w:val="pl-PL"/>
-        </w:rPr>
-        <w:t>Pamiętaj o tym, że:</w:t>
-      </w:r>
-    </w:p>
-    <w:p>
-      <w:pPr>
-        <w:rPr>
-          <w:lang w:val="pl-PL"/>
-        </w:rPr>
-      </w:pPr>
+          <w:sz w:val="22"/>
+          <w:szCs w:val="22"/>
+        </w:rPr>
+        <w:t>🌻</w:t>
+      </w:r>
+      <w:r>
+        <w:rPr>
+          <w:rFonts w:ascii="Arial" w:hAnsi="Arial" w:cs="Arial"/>
+          <w:sz w:val="22"/>
+          <w:szCs w:val="22"/>
+          <w:lang w:val="pl-PL"/>
+        </w:rPr>
+        <w:t xml:space="preserve"> Pamiętaj, żeby zatrzymać bilety i wszelkie dowody płatności (papierowe i elektroniczne). Na ich podstawie zostanie dokonany zwrot kosztów po projekcie.</w:t>
+      </w:r>
+    </w:p>
+    <w:p>
+      <w:pPr>
+        <w:spacing w:after="0"/>
+        <w:rPr>
+          <w:rFonts w:ascii="Arial" w:hAnsi="Arial" w:cs="Arial"/>
+          <w:sz w:val="22"/>
+          <w:szCs w:val="22"/>
+          <w:lang w:val="pl-PL"/>
+        </w:rPr>
+      </w:pPr>
+      <w:r>
+        <w:rPr>
+          <w:rFonts w:ascii="Arial" w:hAnsi="Arial" w:cs="Arial"/>
+          <w:b/>
+          <w:bCs/>
+          <w:sz w:val="22"/>
+          <w:szCs w:val="22"/>
+          <w:lang w:val="pl-PL"/>
+        </w:rPr>
+        <w:t>{{ dni</w:t>
+      </w:r>
+      <w:r>
+        <w:rPr>
+          <w:rFonts w:ascii="Arial" w:hAnsi="Arial" w:cs="Arial"/>
+          <w:b/>
+          <w:bCs/>
+          <w:sz w:val="22"/>
+          <w:szCs w:val="22"/>
+          <w:lang w:val="pl-PL"/>
+        </w:rPr>
+        <w:t>_info</w:t>
+      </w:r>
+      <w:r>
+        <w:rPr>
+          <w:rFonts w:ascii="Arial" w:hAnsi="Arial" w:cs="Arial"/>
+          <w:b/>
+          <w:bCs/>
+          <w:sz w:val="22"/>
+          <w:szCs w:val="22"/>
+          <w:lang w:val="pl-PL"/>
+        </w:rPr>
+        <w:t xml:space="preserve"> }}</w:t>
+      </w:r>
+    </w:p>
+    <w:p>
+      <w:pPr>
+        <w:spacing w:after="0"/>
+        <w:rPr>
+          <w:rFonts w:ascii="Arial" w:hAnsi="Arial" w:cs="Arial"/>
+          <w:sz w:val="22"/>
+          <w:szCs w:val="22"/>
+          <w:lang w:val="pl-PL"/>
+        </w:rPr>
+      </w:pPr>
+    </w:p>
+    <w:p>
+      <w:pPr>
+        <w:spacing w:after="0"/>
+        <w:rPr>
+          <w:rFonts w:ascii="Arial" w:hAnsi="Arial" w:cs="Arial"/>
+          <w:sz w:val="22"/>
+          <w:szCs w:val="22"/>
+          <w:lang w:val="pl-PL"/>
+        </w:rPr>
+      </w:pPr>
+      <w:r>
+        <w:rPr>
+          <w:rFonts w:ascii="Arial" w:hAnsi="Arial" w:cs="Arial"/>
+          <w:b/>
+          <w:bCs/>
+          <w:sz w:val="22"/>
+          <w:szCs w:val="22"/>
+          <w:lang w:val="pl-PL"/>
+        </w:rPr>
+        <w:t>INFORMACJE O PROJEKCIE</w:t>
+      </w:r>
+    </w:p>
+    <w:p>
+      <w:pPr>
+        <w:spacing w:after="0"/>
+        <w:rPr>
+          <w:rFonts w:ascii="Arial" w:hAnsi="Arial" w:cs="Arial"/>
+          <w:sz w:val="22"/>
+          <w:szCs w:val="22"/>
+          <w:lang w:val="pl-PL"/>
+        </w:rPr>
+      </w:pPr>
+      <w:r>
+        <w:rPr>
+          <w:rFonts w:ascii="Arial" w:hAnsi="Arial" w:cs="Arial"/>
+          <w:sz w:val="22"/>
+          <w:szCs w:val="22"/>
+          <w:lang w:val="pl-PL"/>
+        </w:rPr>
+        <w:t>Tutaj znajdziesz wszystkie informacje na temat projektu:</w:t>
+      </w:r>
+    </w:p>
+    <w:p>
+      <w:pPr>
+        <w:spacing w:after="0"/>
+        <w:rPr>
+          <w:rFonts w:ascii="Arial" w:hAnsi="Arial" w:cs="Arial"/>
+          <w:sz w:val="22"/>
+          <w:szCs w:val="22"/>
+          <w:lang w:val="pl-PL"/>
+        </w:rPr>
+      </w:pPr>
+      <w:r>
+        <w:rPr>
+          <w:rFonts w:ascii="Arial" w:hAnsi="Arial" w:cs="Arial"/>
+          <w:b/>
+          <w:bCs/>
+          <w:sz w:val="22"/>
+          <w:szCs w:val="22"/>
+          <w:lang w:val="pl-PL"/>
+        </w:rPr>
+        <w:t xml:space="preserve">INFOPACK PROJEKTU </w:t>
+      </w:r>
+      <w:r>
+        <w:rPr>
+          <w:rFonts w:ascii="Arial" w:hAnsi="Arial" w:cs="Arial"/>
+          <w:b/>
+          <w:bCs/>
+          <w:sz w:val="22"/>
+          <w:szCs w:val="22"/>
+          <w:lang w:val="pl-PL"/>
+        </w:rPr>
+        <w:t>{{r link_infopack }}</w:t>
+      </w:r>
+    </w:p>
+    <w:p>
+      <w:pPr>
+        <w:spacing w:after="0"/>
+        <w:rPr>
+          <w:rFonts w:ascii="Arial" w:hAnsi="Arial" w:cs="Arial"/>
+          <w:sz w:val="22"/>
+          <w:szCs w:val="22"/>
+          <w:lang w:val="pl-PL"/>
+        </w:rPr>
+      </w:pPr>
+      <w:r>
+        <w:rPr>
+          <w:rFonts w:ascii="Arial" w:hAnsi="Arial" w:cs="Arial"/>
+          <w:sz w:val="22"/>
+          <w:szCs w:val="22"/>
+          <w:lang w:val="pl-PL"/>
+        </w:rPr>
+        <w:t xml:space="preserve">Jeśli masz jakiekolwiek pytania dotyczące dalszych kroków, szukania połączeń, projektu - zapraszamy do kontaktu </w:t>
+      </w:r>
       <w:r>
         <w:rPr>
           <w:rFonts w:ascii="Segoe UI Emoji" w:hAnsi="Segoe UI Emoji" w:cs="Segoe UI Emoji"/>
-        </w:rPr>
-        <w:t>🌻</w:t>
-      </w:r>
-      <w:r>
-        <w:rPr>
-          <w:lang w:val="pl-PL"/>
-        </w:rPr>
-        <w:t xml:space="preserve"> W programie Erasmus+ uczestniczki_cy opłacają swoją podróż na miejsce projektu (i z powrotem), po czym otrzymują zwrot kosztów transportu zgodnie z limitem budżetu wskazanym w Infopacku danego projektu na podstawie przedstawionych dokumentów (faktury, rachunki, paragony, bilety).</w:t>
-      </w:r>
-    </w:p>
-    <w:p>
-      <w:pPr>
-        <w:rPr>
-          <w:lang w:val="pl-PL"/>
-        </w:rPr>
-      </w:pPr>
-      <w:r>
-        <w:rPr>
-          <w:lang w:val="pl-PL"/>
-        </w:rPr>
-        <w:t xml:space="preserve">Dla tego projektu maksymalna kwota zwrotu to: </w:t>
-      </w:r>
-      <w:r>
-        <w:rPr>
-          <w:b/>
-          <w:bCs/>
-          <w:lang w:val="pl-PL"/>
-        </w:rPr>
-        <w:t xml:space="preserve">{{ </w:t>
-      </w:r>
-      <w:r>
-        <w:rPr>
-          <w:b/>
-          <w:bCs/>
-          <w:lang w:val="pl-PL"/>
-        </w:rPr>
-        <w:t>kwota</w:t>
-      </w:r>
-      <w:r>
-        <w:rPr>
-          <w:b/>
-          <w:bCs/>
-          <w:lang w:val="pl-PL"/>
-        </w:rPr>
-        <w:t xml:space="preserve"> }}</w:t>
-      </w:r>
-      <w:r>
-        <w:rPr>
-          <w:b/>
-          <w:bCs/>
-          <w:lang w:val="pl-PL"/>
-        </w:rPr>
-        <w:t xml:space="preserve"> EUR</w:t>
-      </w:r>
-    </w:p>
-    <w:p>
-      <w:pPr>
-        <w:rPr>
-          <w:lang w:val="pl-PL"/>
-        </w:rPr>
-      </w:pPr>
-      <w:r>
-        <w:rPr>
-          <w:rFonts w:ascii="Segoe UI Emoji" w:hAnsi="Segoe UI Emoji" w:cs="Segoe UI Emoji"/>
-          <w:b/>
-          <w:bCs/>
-        </w:rPr>
-        <w:t>🌻</w:t>
-      </w:r>
-      <w:r>
-        <w:rPr>
-          <w:b/>
-          <w:bCs/>
+          <w:sz w:val="22"/>
+          <w:szCs w:val="22"/>
+        </w:rPr>
+        <w:t>💛</w:t>
+      </w:r>
+    </w:p>
+    <w:p>
+      <w:pPr>
+        <w:spacing w:after="0"/>
+        <w:rPr>
+          <w:rFonts w:ascii="Arial" w:hAnsi="Arial" w:cs="Arial"/>
+          <w:sz w:val="22"/>
+          <w:szCs w:val="22"/>
+          <w:lang w:val="pl-PL"/>
+        </w:rPr>
+      </w:pPr>
+    </w:p>
+    <w:p>
+      <w:pPr>
+        <w:spacing w:after="0"/>
+        <w:rPr>
+          <w:rFonts w:ascii="Arial" w:hAnsi="Arial" w:cs="Arial"/>
+          <w:sz w:val="22"/>
+          <w:szCs w:val="22"/>
+          <w:lang w:val="pl-PL"/>
+        </w:rPr>
+      </w:pPr>
+      <w:r>
+        <w:rPr>
+          <w:rFonts w:ascii="Arial" w:hAnsi="Arial" w:cs="Arial"/>
+          <w:b/>
+          <w:bCs/>
+          <w:sz w:val="22"/>
+          <w:szCs w:val="22"/>
+          <w:lang w:val="pl-PL"/>
+        </w:rPr>
+        <w:t>CO JESZCZE W YOWO?</w:t>
+      </w:r>
+    </w:p>
+    <w:p>
+      <w:pPr>
+        <w:spacing w:after="0"/>
+        <w:rPr>
+          <w:rFonts w:ascii="Arial" w:hAnsi="Arial" w:cs="Arial"/>
+          <w:sz w:val="22"/>
+          <w:szCs w:val="22"/>
+          <w:lang w:val="pl-PL"/>
+        </w:rPr>
+      </w:pPr>
+      <w:r>
+        <w:rPr>
+          <w:rFonts w:ascii="Arial" w:hAnsi="Arial" w:cs="Arial"/>
+          <w:sz w:val="22"/>
+          <w:szCs w:val="22"/>
+          <w:lang w:val="pl-PL"/>
+        </w:rPr>
+        <w:t>Zachęcamy do obserwowania nas w mediach społecznościowych: </w:t>
+      </w:r>
+    </w:p>
+    <w:p>
+      <w:pPr>
+        <w:spacing w:after="0"/>
+        <w:rPr>
+          <w:rFonts w:ascii="Arial" w:hAnsi="Arial" w:cs="Arial"/>
+          <w:sz w:val="22"/>
+          <w:szCs w:val="22"/>
+          <w:lang w:val="pl-PL"/>
+        </w:rPr>
+      </w:pPr>
+      <w:r>
+        <w:rPr>
+          <w:rFonts w:ascii="Arial" w:hAnsi="Arial" w:cs="Arial"/>
+          <w:b/>
+          <w:bCs/>
+          <w:sz w:val="22"/>
+          <w:szCs w:val="22"/>
+          <w:lang w:val="pl-PL"/>
+        </w:rPr>
+        <w:t>INSTAGRAM:</w:t>
+      </w:r>
+      <w:r>
+        <w:rPr>
+          <w:rFonts w:ascii="Arial" w:hAnsi="Arial" w:cs="Arial"/>
+          <w:sz w:val="22"/>
+          <w:szCs w:val="22"/>
           <w:lang w:val="pl-PL"/>
         </w:rPr>
         <w:t xml:space="preserve"> </w:t>
       </w:r>
-      <w:r>
-        <w:rPr>
-          <w:lang w:val="pl-PL"/>
-        </w:rPr>
-        <w:t xml:space="preserve">Po potwierdzeniu uczestnictwa zaczniemy proces ustalenia planu podróży grupy/uczestniczek_ków. Następnie </w:t>
-      </w:r>
-      <w:r>
-        <w:rPr>
-          <w:b/>
-          <w:bCs/>
-          <w:lang w:val="pl-PL"/>
-        </w:rPr>
-        <w:t xml:space="preserve">potwierdzimy </w:t>
-      </w:r>
-      <w:r>
-        <w:rPr>
-          <w:lang w:val="pl-PL"/>
-        </w:rPr>
-        <w:t xml:space="preserve">Waszą/Twoją propozycję z organizacją partnerską. Pamiętaj, </w:t>
-      </w:r>
-      <w:r>
-        <w:rPr>
-          <w:u w:val="single"/>
-          <w:lang w:val="pl-PL"/>
-        </w:rPr>
-        <w:t>żeby nie kupować żadnego biletu bez potwierdzenia z nami!</w:t>
-      </w:r>
-    </w:p>
-    <w:p>
-      <w:pPr>
-        <w:rPr>
-          <w:lang w:val="pl-PL"/>
-        </w:rPr>
-      </w:pPr>
-      <w:r>
-        <w:rPr>
-          <w:rFonts w:ascii="Segoe UI Emoji" w:hAnsi="Segoe UI Emoji" w:cs="Segoe UI Emoji"/>
-        </w:rPr>
-        <w:lastRenderedPageBreak/>
-        <w:t>🌻</w:t>
-      </w:r>
-      <w:r>
-        <w:rPr>
-          <w:lang w:val="pl-PL"/>
-        </w:rPr>
-        <w:t xml:space="preserve"> Pamiętaj, żeby zatrzymać bilety i wszelkie dowody płatności (papierowe i elektroniczne). Na ich podstawie zostanie dokonany zwrot kosztów po projekcie.</w:t>
-      </w:r>
-    </w:p>
-    <w:p>
-      <w:pPr>
-        <w:rPr>
-          <w:lang w:val="pl-PL"/>
-        </w:rPr>
-      </w:pPr>
-      <w:r>
-        <w:rPr>
-          <w:b/>
-          <w:bCs/>
-          <w:lang w:val="pl-PL"/>
-        </w:rPr>
-        <w:t>{{ dni</w:t>
-      </w:r>
-      <w:r>
-        <w:rPr>
-          <w:b/>
-          <w:bCs/>
-          <w:lang w:val="pl-PL"/>
-        </w:rPr>
-        <w:t>_info</w:t>
-      </w:r>
-      <w:r>
-        <w:rPr>
-          <w:b/>
-          <w:bCs/>
-          <w:lang w:val="pl-PL"/>
-        </w:rPr>
-        <w:t xml:space="preserve"> }}</w:t>
-      </w:r>
-    </w:p>
-    <w:p>
-      <w:pPr>
-        <w:rPr>
-          <w:lang w:val="pl-PL"/>
-        </w:rPr>
-      </w:pPr>
-    </w:p>
-    <w:p>
-      <w:pPr>
-        <w:rPr>
-          <w:lang w:val="pl-PL"/>
-        </w:rPr>
-      </w:pPr>
-      <w:r>
-        <w:rPr>
-          <w:b/>
-          <w:bCs/>
-          <w:lang w:val="pl-PL"/>
-        </w:rPr>
-        <w:t>INFORMACJE O PROJEKCIE</w:t>
-      </w:r>
-    </w:p>
-    <w:p>
-      <w:pPr>
-        <w:rPr>
-          <w:lang w:val="pl-PL"/>
-        </w:rPr>
-      </w:pPr>
-      <w:r>
-        <w:rPr>
-          <w:lang w:val="pl-PL"/>
-        </w:rPr>
-        <w:t>Tutaj znajdziesz wszystkie informacje na temat projektu:</w:t>
-      </w:r>
-    </w:p>
-    <w:p>
-      <w:pPr>
-        <w:rPr>
-          <w:lang w:val="pl-PL"/>
-        </w:rPr>
-      </w:pPr>
-      <w:r>
-        <w:rPr>
-          <w:b/>
-          <w:bCs/>
-          <w:lang w:val="pl-PL"/>
-        </w:rPr>
-        <w:t xml:space="preserve">INFOPACK PROJEKTU </w:t>
-      </w:r>
-      <w:r>
-        <w:rPr>
-          <w:b/>
-          <w:bCs/>
-          <w:lang w:val="pl-PL"/>
-        </w:rPr>
-        <w:t>{{r link_infopack }}</w:t>
-      </w:r>
-    </w:p>
-    <w:p>
-      <w:pPr>
-        <w:rPr>
-          <w:lang w:val="pl-PL"/>
-        </w:rPr>
-      </w:pPr>
-      <w:r>
-        <w:rPr>
-          <w:lang w:val="pl-PL"/>
-        </w:rPr>
-        <w:t xml:space="preserve">Jeśli masz jakiekolwiek pytania dotyczące dalszych kroków, szukania połączeń, projektu - zapraszamy do kontaktu </w:t>
-      </w:r>
-      <w:r>
-        <w:rPr>
-          <w:rFonts w:ascii="Segoe UI Emoji" w:hAnsi="Segoe UI Emoji" w:cs="Segoe UI Emoji"/>
-        </w:rPr>
-        <w:t>💛</w:t>
-      </w:r>
-    </w:p>
-    <w:p>
-      <w:pPr>
-        <w:rPr>
-          <w:lang w:val="pl-PL"/>
-        </w:rPr>
-      </w:pPr>
-    </w:p>
-    <w:p>
-      <w:pPr>
-        <w:rPr>
-          <w:lang w:val="pl-PL"/>
-        </w:rPr>
-      </w:pPr>
-      <w:r>
-        <w:rPr>
-          <w:b/>
-          <w:bCs/>
-          <w:lang w:val="pl-PL"/>
-        </w:rPr>
-        <w:t>CO JESZCZE W YOWO?</w:t>
-      </w:r>
-    </w:p>
-    <w:p>
-      <w:pPr>
-        <w:rPr>
-          <w:lang w:val="pl-PL"/>
-        </w:rPr>
-      </w:pPr>
-      <w:r>
-        <w:rPr>
-          <w:lang w:val="pl-PL"/>
-        </w:rPr>
-        <w:t>Zachęcamy do obserwowania nas w mediach społecznościowych: </w:t>
-      </w:r>
-    </w:p>
-    <w:p>
-      <w:pPr>
-        <w:rPr>
-          <w:lang w:val="pl-PL"/>
-        </w:rPr>
-      </w:pPr>
-      <w:r>
-        <w:rPr>
-          <w:b/>
-          <w:bCs/>
-          <w:lang w:val="pl-PL"/>
-        </w:rPr>
-        <w:t>INSTAGRAM:</w:t>
-      </w:r>
-      <w:r>
-        <w:rPr>
-          <w:lang w:val="pl-PL"/>
-        </w:rPr>
-        <w:t xml:space="preserve"> </w:t>
-      </w:r>
-      <w:hyperlink r:id="rId4" w:history="1">
+      <w:hyperlink r:id="rId5" w:history="1">
         <w:r>
           <w:rPr>
             <w:rStyle w:val="Hyperlink"/>
+            <w:rFonts w:ascii="Arial" w:hAnsi="Arial" w:cs="Arial"/>
+            <w:sz w:val="22"/>
+            <w:szCs w:val="22"/>
             <w:lang w:val="pl-PL"/>
           </w:rPr>
           <w:t>@yowopoland</w:t>
@@ -661,28 +952,41 @@
     </w:p>
     <w:p>
       <w:pPr>
-        <w:rPr>
-          <w:lang w:val="pl-PL"/>
-        </w:rPr>
-      </w:pPr>
-      <w:r>
-        <w:rPr>
-          <w:b/>
-          <w:bCs/>
+        <w:spacing w:after="0"/>
+        <w:rPr>
+          <w:rFonts w:ascii="Arial" w:hAnsi="Arial" w:cs="Arial"/>
+          <w:sz w:val="22"/>
+          <w:szCs w:val="22"/>
+          <w:lang w:val="pl-PL"/>
+        </w:rPr>
+      </w:pPr>
+      <w:r>
+        <w:rPr>
+          <w:rFonts w:ascii="Arial" w:hAnsi="Arial" w:cs="Arial"/>
+          <w:b/>
+          <w:bCs/>
+          <w:sz w:val="22"/>
+          <w:szCs w:val="22"/>
           <w:lang w:val="pl-PL"/>
         </w:rPr>
         <w:t>FACEBOOK:</w:t>
       </w:r>
       <w:r>
         <w:rPr>
+          <w:rFonts w:ascii="Arial" w:hAnsi="Arial" w:cs="Arial"/>
+          <w:sz w:val="22"/>
+          <w:szCs w:val="22"/>
           <w:lang w:val="pl-PL"/>
         </w:rPr>
         <w:t xml:space="preserve"> </w:t>
       </w:r>
-      <w:hyperlink r:id="rId5" w:history="1">
+      <w:hyperlink r:id="rId6" w:history="1">
         <w:r>
           <w:rPr>
             <w:rStyle w:val="Hyperlink"/>
+            <w:rFonts w:ascii="Arial" w:hAnsi="Arial" w:cs="Arial"/>
+            <w:sz w:val="22"/>
+            <w:szCs w:val="22"/>
             <w:lang w:val="pl-PL"/>
           </w:rPr>
           <w:t>YoWo Poland</w:t>
@@ -691,34 +995,50 @@
     </w:p>
     <w:p>
       <w:pPr>
-        <w:rPr>
-          <w:lang w:val="pl-PL"/>
-        </w:rPr>
-      </w:pPr>
-      <w:r>
-        <w:rPr>
+        <w:spacing w:after="0"/>
+        <w:rPr>
+          <w:rFonts w:ascii="Arial" w:hAnsi="Arial" w:cs="Arial"/>
+          <w:sz w:val="22"/>
+          <w:szCs w:val="22"/>
+          <w:lang w:val="pl-PL"/>
+        </w:rPr>
+      </w:pPr>
+      <w:r>
+        <w:rPr>
+          <w:rFonts w:ascii="Arial" w:hAnsi="Arial" w:cs="Arial"/>
+          <w:sz w:val="22"/>
+          <w:szCs w:val="22"/>
           <w:lang w:val="pl-PL"/>
         </w:rPr>
         <w:t xml:space="preserve">A także do przejrzenia informacji o naszych działaniach na </w:t>
       </w:r>
       <w:r>
         <w:rPr>
-          <w:b/>
-          <w:bCs/>
+          <w:rFonts w:ascii="Arial" w:hAnsi="Arial" w:cs="Arial"/>
+          <w:b/>
+          <w:bCs/>
+          <w:sz w:val="22"/>
+          <w:szCs w:val="22"/>
           <w:lang w:val="pl-PL"/>
         </w:rPr>
         <w:t>stronie internetowej</w:t>
       </w:r>
       <w:r>
         <w:rPr>
+          <w:rFonts w:ascii="Arial" w:hAnsi="Arial" w:cs="Arial"/>
+          <w:sz w:val="22"/>
+          <w:szCs w:val="22"/>
           <w:lang w:val="pl-PL"/>
         </w:rPr>
         <w:t xml:space="preserve">: </w:t>
       </w:r>
-      <w:hyperlink r:id="rId6" w:history="1">
+      <w:hyperlink r:id="rId7" w:history="1">
         <w:r>
           <w:rPr>
             <w:rStyle w:val="Hyperlink"/>
+            <w:rFonts w:ascii="Arial" w:hAnsi="Arial" w:cs="Arial"/>
+            <w:sz w:val="22"/>
+            <w:szCs w:val="22"/>
             <w:lang w:val="pl-PL"/>
           </w:rPr>
           <w:t>www.yowopoland.org</w:t>
@@ -727,19 +1047,30 @@
     </w:p>
     <w:p>
       <w:pPr>
-        <w:rPr>
-          <w:lang w:val="pl-PL"/>
-        </w:rPr>
-      </w:pPr>
-    </w:p>
-    <w:p>
-      <w:pPr>
-        <w:rPr>
-          <w:lang w:val="pl-PL"/>
-        </w:rPr>
-      </w:pPr>
-      <w:r>
-        <w:rPr>
+        <w:spacing w:after="0"/>
+        <w:rPr>
+          <w:rFonts w:ascii="Arial" w:hAnsi="Arial" w:cs="Arial"/>
+          <w:sz w:val="22"/>
+          <w:szCs w:val="22"/>
+          <w:lang w:val="pl-PL"/>
+        </w:rPr>
+      </w:pPr>
+    </w:p>
+    <w:p>
+      <w:pPr>
+        <w:spacing w:after="0"/>
+        <w:rPr>
+          <w:rFonts w:ascii="Arial" w:hAnsi="Arial" w:cs="Arial"/>
+          <w:sz w:val="22"/>
+          <w:szCs w:val="22"/>
+          <w:lang w:val="pl-PL"/>
+        </w:rPr>
+      </w:pPr>
+      <w:r>
+        <w:rPr>
+          <w:rFonts w:ascii="Arial" w:hAnsi="Arial" w:cs="Arial"/>
+          <w:sz w:val="22"/>
+          <w:szCs w:val="22"/>
           <w:lang w:val="pl-PL"/>
         </w:rPr>
         <w:t>Bardzo się cieszymy, że będziesz częścią projektu!</w:t>
@@ -747,12 +1078,19 @@
     </w:p>
     <w:p>
       <w:pPr>
-        <w:rPr>
-          <w:lang w:val="pl-PL"/>
-        </w:rPr>
-      </w:pPr>
-      <w:r>
-        <w:rPr>
+        <w:spacing w:after="0"/>
+        <w:rPr>
+          <w:rFonts w:ascii="Arial" w:hAnsi="Arial" w:cs="Arial"/>
+          <w:sz w:val="22"/>
+          <w:szCs w:val="22"/>
+          <w:lang w:val="pl-PL"/>
+        </w:rPr>
+      </w:pPr>
+      <w:r>
+        <w:rPr>
+          <w:rFonts w:ascii="Arial" w:hAnsi="Arial" w:cs="Arial"/>
+          <w:sz w:val="22"/>
+          <w:szCs w:val="22"/>
           <w:lang w:val="pl-PL"/>
         </w:rPr>
         <w:t>Pozdrawiam serdecznie</w:t>
@@ -760,12 +1098,19 @@
     </w:p>
     <w:p>
       <w:pPr>
-        <w:rPr>
-          <w:lang w:val="pl-PL"/>
-        </w:rPr>
-      </w:pPr>
-      <w:r>
-        <w:rPr>
+        <w:spacing w:after="0"/>
+        <w:rPr>
+          <w:rFonts w:ascii="Arial" w:hAnsi="Arial" w:cs="Arial"/>
+          <w:sz w:val="22"/>
+          <w:szCs w:val="22"/>
+          <w:lang w:val="pl-PL"/>
+        </w:rPr>
+      </w:pPr>
+      <w:r>
+        <w:rPr>
+          <w:rFonts w:ascii="Arial" w:hAnsi="Arial" w:cs="Arial"/>
+          <w:sz w:val="22"/>
+          <w:szCs w:val="22"/>
           <w:lang w:val="pl-PL"/>
         </w:rPr>
         <w:t>{{ imie_nazwisko }}</w:t>
@@ -773,12 +1118,19 @@
     </w:p>
     <w:p>
       <w:pPr>
-        <w:rPr>
-          <w:lang w:val="pl-PL"/>
-        </w:rPr>
-      </w:pPr>
-      <w:r>
-        <w:rPr>
+        <w:spacing w:after="0"/>
+        <w:rPr>
+          <w:rFonts w:ascii="Arial" w:hAnsi="Arial" w:cs="Arial"/>
+          <w:sz w:val="22"/>
+          <w:szCs w:val="22"/>
+          <w:lang w:val="pl-PL"/>
+        </w:rPr>
+      </w:pPr>
+      <w:r>
+        <w:rPr>
+          <w:rFonts w:ascii="Arial" w:hAnsi="Arial" w:cs="Arial"/>
+          <w:sz w:val="22"/>
+          <w:szCs w:val="22"/>
           <w:lang w:val="pl-PL"/>
         </w:rPr>
         <w:t>w imieniu zespołu YoWo Poland</w:t>
@@ -786,7 +1138,11 @@
     </w:p>
     <w:p>
       <w:pPr>
-        <w:rPr>
+        <w:spacing w:after="0"/>
+        <w:rPr>
+          <w:rFonts w:ascii="Arial" w:hAnsi="Arial" w:cs="Arial"/>
+          <w:sz w:val="22"/>
+          <w:szCs w:val="22"/>
           <w:lang w:val="pl-PL"/>
         </w:rPr>
       </w:pPr>
@@ -2057,4 +2413,16 @@
     </a:ext>
   </a:extLst>
 </a:theme>
+</file>
+
+<file path=customXml/item1.xml><?xml version="1.0" encoding="utf-8"?>
+<b:Sources xmlns:b="http://schemas.openxmlformats.org/officeDocument/2006/bibliography" xmlns="http://schemas.openxmlformats.org/officeDocument/2006/bibliography" SelectedStyle="\APASixthEditionOfficeOnline.xsl" StyleName="APA" Version="6"/>
+</file>
+
+<file path=customXml/itemProps1.xml><?xml version="1.0" encoding="utf-8"?>
+<ds:datastoreItem xmlns:ds="http://schemas.openxmlformats.org/officeDocument/2006/customXml" ds:itemID="{50075C1F-8ED3-436B-9E2D-55A456633C45}">
+  <ds:schemaRefs>
+    <ds:schemaRef ds:uri="http://schemas.openxmlformats.org/officeDocument/2006/bibliography"/>
+  </ds:schemaRefs>
+</ds:datastoreItem>
 </file>